--- a/投资银行自动驾驶平台设计方案 v2.0.docx
+++ b/投资银行自动驾驶平台设计方案 v2.0.docx
@@ -3780,9 +3780,437 @@
         <w:ind w:left="432"/>
       </w:pPr>
       <w:r>
-        <w:t>中间为投资银行自动驾驶引擎（8个任务，驱动模型=AI提示词），左侧为项目发现原子模型、交易撮合原子模型、交易执行原子模型，右侧为监督和计量原子模型。</w:t>
+        <w:t>中间为投资银行自动驾驶引擎（按状态驱动的8个任务，驱动模型=AI提示词），左侧为项目发现原子模型、交易撮合原子模型、交易执行原子模型，右侧为监督和计量原子模型。</w:t>
       </w:r>
     </w:p>
+    <w:p>
+      <w:pPr>
+        <w:pStyle w:val="Heading3"/>
+      </w:pPr>
+      <w:r>
+        <w:t>状态驱动模型</w:t>
+      </w:r>
+    </w:p>
+    <w:p>
+      <w:r>
+        <w:t>投行项目与资管产品不同——资管产品是持续运作的循环，投行项目有明确的生命周期和状态转换。每个状态转换就是一个任务触发点。</w:t>
+      </w:r>
+    </w:p>
+    <w:p>
+      <w:r>
+        <w:rPr>
+          <w:rFonts w:ascii="Courier New" w:hAnsi="Courier New"/>
+          <w:sz w:val="18"/>
+        </w:rPr>
+        <w:t>线索状态 ──→ 立项状态 ──→ 尽调状态 ──→ 申报状态 ──→ 审核状态 ──→ 发行状态 ──→ 交割状态 ──→ 督导状态 ──→ 结项状态</w:t>
+      </w:r>
+    </w:p>
+    <w:p>
+      <w:r>
+        <w:rPr>
+          <w:rFonts w:ascii="Courier New" w:hAnsi="Courier New"/>
+          <w:sz w:val="18"/>
+        </w:rPr>
+        <w:t xml:space="preserve">  任务1        任务2         任务3         任务4         任务5         任务6         任务7         任务8</w:t>
+      </w:r>
+    </w:p>
+    <w:p>
+      <w:r>
+        <w:t>**状态转换规则：**</w:t>
+      </w:r>
+    </w:p>
+    <w:tbl>
+      <w:tblPr>
+        <w:tblStyle w:val="TableGrid"/>
+        <w:tblW w:type="auto" w:w="0"/>
+        <w:tblLook w:firstColumn="1" w:firstRow="1" w:lastColumn="0" w:lastRow="0" w:noHBand="0" w:noVBand="1" w:val="04A0"/>
+      </w:tblPr>
+      <w:tblGrid>
+        <w:gridCol w:w="2160"/>
+        <w:gridCol w:w="2160"/>
+        <w:gridCol w:w="2160"/>
+        <w:gridCol w:w="2160"/>
+      </w:tblGrid>
+      <w:tr>
+        <w:tc>
+          <w:tcPr>
+            <w:tcW w:type="dxa" w:w="2160"/>
+          </w:tcPr>
+          <w:p>
+            <w:r>
+              <w:t>当前状态</w:t>
+            </w:r>
+          </w:p>
+        </w:tc>
+        <w:tc>
+          <w:tcPr>
+            <w:tcW w:type="dxa" w:w="2160"/>
+          </w:tcPr>
+          <w:p>
+            <w:r>
+              <w:t>触发条件</w:t>
+            </w:r>
+          </w:p>
+        </w:tc>
+        <w:tc>
+          <w:tcPr>
+            <w:tcW w:type="dxa" w:w="2160"/>
+          </w:tcPr>
+          <w:p>
+            <w:r>
+              <w:t>转换到</w:t>
+            </w:r>
+          </w:p>
+        </w:tc>
+        <w:tc>
+          <w:tcPr>
+            <w:tcW w:type="dxa" w:w="2160"/>
+          </w:tcPr>
+          <w:p>
+            <w:r>
+              <w:t>驱动任务</w:t>
+            </w:r>
+          </w:p>
+        </w:tc>
+      </w:tr>
+      <w:tr>
+        <w:tc>
+          <w:tcPr>
+            <w:tcW w:type="dxa" w:w="2160"/>
+          </w:tcPr>
+          <w:p>
+            <w:r>
+              <w:t>线索</w:t>
+            </w:r>
+          </w:p>
+        </w:tc>
+        <w:tc>
+          <w:tcPr>
+            <w:tcW w:type="dxa" w:w="2160"/>
+          </w:tcPr>
+          <w:p>
+            <w:r>
+              <w:t>意向发起、撮合成功</w:t>
+            </w:r>
+          </w:p>
+        </w:tc>
+        <w:tc>
+          <w:tcPr>
+            <w:tcW w:type="dxa" w:w="2160"/>
+          </w:tcPr>
+          <w:p>
+            <w:r>
+              <w:t>立项</w:t>
+            </w:r>
+          </w:p>
+        </w:tc>
+        <w:tc>
+          <w:tcPr>
+            <w:tcW w:type="dxa" w:w="2160"/>
+          </w:tcPr>
+          <w:p>
+            <w:r>
+              <w:t>任务1：撮合承揽</w:t>
+            </w:r>
+          </w:p>
+        </w:tc>
+      </w:tr>
+      <w:tr>
+        <w:tc>
+          <w:tcPr>
+            <w:tcW w:type="dxa" w:w="2160"/>
+          </w:tcPr>
+          <w:p>
+            <w:r>
+              <w:t>立项</w:t>
+            </w:r>
+          </w:p>
+        </w:tc>
+        <w:tc>
+          <w:tcPr>
+            <w:tcW w:type="dxa" w:w="2160"/>
+          </w:tcPr>
+          <w:p>
+            <w:r>
+              <w:t>方案通过、团队确定</w:t>
+            </w:r>
+          </w:p>
+        </w:tc>
+        <w:tc>
+          <w:tcPr>
+            <w:tcW w:type="dxa" w:w="2160"/>
+          </w:tcPr>
+          <w:p>
+            <w:r>
+              <w:t>尽调</w:t>
+            </w:r>
+          </w:p>
+        </w:tc>
+        <w:tc>
+          <w:tcPr>
+            <w:tcW w:type="dxa" w:w="2160"/>
+          </w:tcPr>
+          <w:p>
+            <w:r>
+              <w:t>任务2：方案生成</w:t>
+            </w:r>
+          </w:p>
+        </w:tc>
+      </w:tr>
+      <w:tr>
+        <w:tc>
+          <w:tcPr>
+            <w:tcW w:type="dxa" w:w="2160"/>
+          </w:tcPr>
+          <w:p>
+            <w:r>
+              <w:t>尽调</w:t>
+            </w:r>
+          </w:p>
+        </w:tc>
+        <w:tc>
+          <w:tcPr>
+            <w:tcW w:type="dxa" w:w="2160"/>
+          </w:tcPr>
+          <w:p>
+            <w:r>
+              <w:t>尽调完成、材料就绪</w:t>
+            </w:r>
+          </w:p>
+        </w:tc>
+        <w:tc>
+          <w:tcPr>
+            <w:tcW w:type="dxa" w:w="2160"/>
+          </w:tcPr>
+          <w:p>
+            <w:r>
+              <w:t>申报</w:t>
+            </w:r>
+          </w:p>
+        </w:tc>
+        <w:tc>
+          <w:tcPr>
+            <w:tcW w:type="dxa" w:w="2160"/>
+          </w:tcPr>
+          <w:p>
+            <w:r>
+              <w:t>任务3：尽调执行</w:t>
+            </w:r>
+          </w:p>
+        </w:tc>
+      </w:tr>
+      <w:tr>
+        <w:tc>
+          <w:tcPr>
+            <w:tcW w:type="dxa" w:w="2160"/>
+          </w:tcPr>
+          <w:p>
+            <w:r>
+              <w:t>申报</w:t>
+            </w:r>
+          </w:p>
+        </w:tc>
+        <w:tc>
+          <w:tcPr>
+            <w:tcW w:type="dxa" w:w="2160"/>
+          </w:tcPr>
+          <w:p>
+            <w:r>
+              <w:t>监管受理、反馈回复</w:t>
+            </w:r>
+          </w:p>
+        </w:tc>
+        <w:tc>
+          <w:tcPr>
+            <w:tcW w:type="dxa" w:w="2160"/>
+          </w:tcPr>
+          <w:p>
+            <w:r>
+              <w:t>审核</w:t>
+            </w:r>
+          </w:p>
+        </w:tc>
+        <w:tc>
+          <w:tcPr>
+            <w:tcW w:type="dxa" w:w="2160"/>
+          </w:tcPr>
+          <w:p>
+            <w:r>
+              <w:t>任务4：申报受理</w:t>
+            </w:r>
+          </w:p>
+        </w:tc>
+      </w:tr>
+      <w:tr>
+        <w:tc>
+          <w:tcPr>
+            <w:tcW w:type="dxa" w:w="2160"/>
+          </w:tcPr>
+          <w:p>
+            <w:r>
+              <w:t>审核</w:t>
+            </w:r>
+          </w:p>
+        </w:tc>
+        <w:tc>
+          <w:tcPr>
+            <w:tcW w:type="dxa" w:w="2160"/>
+          </w:tcPr>
+          <w:p>
+            <w:r>
+              <w:t>审核通过、批文取得</w:t>
+            </w:r>
+          </w:p>
+        </w:tc>
+        <w:tc>
+          <w:tcPr>
+            <w:tcW w:type="dxa" w:w="2160"/>
+          </w:tcPr>
+          <w:p>
+            <w:r>
+              <w:t>发行</w:t>
+            </w:r>
+          </w:p>
+        </w:tc>
+        <w:tc>
+          <w:tcPr>
+            <w:tcW w:type="dxa" w:w="2160"/>
+          </w:tcPr>
+          <w:p>
+            <w:r>
+              <w:t>任务5：审核通过</w:t>
+            </w:r>
+          </w:p>
+        </w:tc>
+      </w:tr>
+      <w:tr>
+        <w:tc>
+          <w:tcPr>
+            <w:tcW w:type="dxa" w:w="2160"/>
+          </w:tcPr>
+          <w:p>
+            <w:r>
+              <w:t>发行</w:t>
+            </w:r>
+          </w:p>
+        </w:tc>
+        <w:tc>
+          <w:tcPr>
+            <w:tcW w:type="dxa" w:w="2160"/>
+          </w:tcPr>
+          <w:p>
+            <w:r>
+              <w:t>路演完成、簿记结束</w:t>
+            </w:r>
+          </w:p>
+        </w:tc>
+        <w:tc>
+          <w:tcPr>
+            <w:tcW w:type="dxa" w:w="2160"/>
+          </w:tcPr>
+          <w:p>
+            <w:r>
+              <w:t>交割</w:t>
+            </w:r>
+          </w:p>
+        </w:tc>
+        <w:tc>
+          <w:tcPr>
+            <w:tcW w:type="dxa" w:w="2160"/>
+          </w:tcPr>
+          <w:p>
+            <w:r>
+              <w:t>任务6：发行承销</w:t>
+            </w:r>
+          </w:p>
+        </w:tc>
+      </w:tr>
+      <w:tr>
+        <w:tc>
+          <w:tcPr>
+            <w:tcW w:type="dxa" w:w="2160"/>
+          </w:tcPr>
+          <w:p>
+            <w:r>
+              <w:t>交割</w:t>
+            </w:r>
+          </w:p>
+        </w:tc>
+        <w:tc>
+          <w:tcPr>
+            <w:tcW w:type="dxa" w:w="2160"/>
+          </w:tcPr>
+          <w:p>
+            <w:r>
+              <w:t>资金到位、股份登记</w:t>
+            </w:r>
+          </w:p>
+        </w:tc>
+        <w:tc>
+          <w:tcPr>
+            <w:tcW w:type="dxa" w:w="2160"/>
+          </w:tcPr>
+          <w:p>
+            <w:r>
+              <w:t>督导</w:t>
+            </w:r>
+          </w:p>
+        </w:tc>
+        <w:tc>
+          <w:tcPr>
+            <w:tcW w:type="dxa" w:w="2160"/>
+          </w:tcPr>
+          <w:p>
+            <w:r>
+              <w:t>任务7：交割过户</w:t>
+            </w:r>
+          </w:p>
+        </w:tc>
+      </w:tr>
+      <w:tr>
+        <w:tc>
+          <w:tcPr>
+            <w:tcW w:type="dxa" w:w="2160"/>
+          </w:tcPr>
+          <w:p>
+            <w:r>
+              <w:t>督导</w:t>
+            </w:r>
+          </w:p>
+        </w:tc>
+        <w:tc>
+          <w:tcPr>
+            <w:tcW w:type="dxa" w:w="2160"/>
+          </w:tcPr>
+          <w:p>
+            <w:r>
+              <w:t>督导期满、无重大事项</w:t>
+            </w:r>
+          </w:p>
+        </w:tc>
+        <w:tc>
+          <w:tcPr>
+            <w:tcW w:type="dxa" w:w="2160"/>
+          </w:tcPr>
+          <w:p>
+            <w:r>
+              <w:t>结项</w:t>
+            </w:r>
+          </w:p>
+        </w:tc>
+        <w:tc>
+          <w:tcPr>
+            <w:tcW w:type="dxa" w:w="2160"/>
+          </w:tcPr>
+          <w:p>
+            <w:r>
+              <w:t>任务8：督导结项</w:t>
+            </w:r>
+          </w:p>
+        </w:tc>
+      </w:tr>
+    </w:tbl>
+    <w:p/>
     <w:p>
       <w:pPr>
         <w:pStyle w:val="Heading3"/>
@@ -3797,7 +4225,7 @@
           <w:rFonts w:ascii="Courier New" w:hAnsi="Courier New"/>
           <w:sz w:val="18"/>
         </w:rPr>
-        <w:t>任务1  发起项目撮合/承揽意向</w:t>
+        <w:t>任务1  撮合承揽（线索→立项）</w:t>
       </w:r>
     </w:p>
     <w:p>
@@ -3806,7 +4234,7 @@
           <w:rFonts w:ascii="Courier New" w:hAnsi="Courier New"/>
           <w:sz w:val="18"/>
         </w:rPr>
-        <w:t>任务2  生成交易方案</w:t>
+        <w:t>任务2  方案生成（立项→尽调）</w:t>
       </w:r>
     </w:p>
     <w:p>
@@ -3815,7 +4243,7 @@
           <w:rFonts w:ascii="Courier New" w:hAnsi="Courier New"/>
           <w:sz w:val="18"/>
         </w:rPr>
-        <w:t>任务3  合作方准入与签约</w:t>
+        <w:t>任务3  尽调执行（尽调→申报）</w:t>
       </w:r>
     </w:p>
     <w:p>
@@ -3824,7 +4252,7 @@
           <w:rFonts w:ascii="Courier New" w:hAnsi="Courier New"/>
           <w:sz w:val="18"/>
         </w:rPr>
-        <w:t>任务4  交易撮合启动</w:t>
+        <w:t>任务4  申报受理（申报→审核）</w:t>
       </w:r>
     </w:p>
     <w:p>
@@ -3833,7 +4261,7 @@
           <w:rFonts w:ascii="Courier New" w:hAnsi="Courier New"/>
           <w:sz w:val="18"/>
         </w:rPr>
-        <w:t>任务5  项目执行与申报</w:t>
+        <w:t>任务5  审核通过（审核→发行）</w:t>
       </w:r>
     </w:p>
     <w:p>
@@ -3842,7 +4270,7 @@
           <w:rFonts w:ascii="Courier New" w:hAnsi="Courier New"/>
           <w:sz w:val="18"/>
         </w:rPr>
-        <w:t>任务6  持续督导服务</w:t>
+        <w:t>任务6  发行承销（发行→交割）</w:t>
       </w:r>
     </w:p>
     <w:p>
@@ -3851,7 +4279,7 @@
           <w:rFonts w:ascii="Courier New" w:hAnsi="Courier New"/>
           <w:sz w:val="18"/>
         </w:rPr>
-        <w:t>任务7  监督全过程管控</w:t>
+        <w:t>任务7  交割过户（交割→督导）</w:t>
       </w:r>
     </w:p>
     <w:p>
@@ -3860,7 +4288,7 @@
           <w:rFonts w:ascii="Courier New" w:hAnsi="Courier New"/>
           <w:sz w:val="18"/>
         </w:rPr>
-        <w:t>任务8  贡献计量与收入分配</w:t>
+        <w:t>任务8  督导结项（督导→结项）</w:t>
       </w:r>
     </w:p>
     <w:p>
@@ -3873,7 +4301,12 @@
         <w:pStyle w:val="Heading3"/>
       </w:pPr>
       <w:r>
-        <w:t>任务1：发起项目撮合/承揽意向</w:t>
+        <w:t>任务1：撮合承揽（线索→立项）</w:t>
+      </w:r>
+    </w:p>
+    <w:p>
+      <w:r>
+        <w:t>**状态**：线索 → 立项</w:t>
       </w:r>
     </w:p>
     <w:p>
@@ -3917,7 +4350,16 @@
           <w:rFonts w:ascii="Courier New" w:hAnsi="Courier New"/>
           <w:sz w:val="18"/>
         </w:rPr>
-        <w:t>你是投资银行自动驾驶引擎的任务发起模块。</w:t>
+        <w:t>你是投资银行自动驾驶引擎的撮合承揽模块。</w:t>
+      </w:r>
+    </w:p>
+    <w:p>
+      <w:r>
+        <w:rPr>
+          <w:rFonts w:ascii="Courier New" w:hAnsi="Courier New"/>
+          <w:sz w:val="18"/>
+        </w:rPr>
+        <w:t>当前状态：线索。目标状态：立项。</w:t>
       </w:r>
     </w:p>
     <w:p/>
@@ -4086,6 +4528,16 @@
         <w:t>调用持续督导原子模型预设督导服务框架。</w:t>
       </w:r>
     </w:p>
+    <w:p/>
+    <w:p>
+      <w:r>
+        <w:rPr>
+          <w:rFonts w:ascii="Courier New" w:hAnsi="Courier New"/>
+          <w:sz w:val="18"/>
+        </w:rPr>
+        <w:t>输出：立项任务卡片（状态=立项）</w:t>
+      </w:r>
+    </w:p>
     <w:p>
       <w:r>
         <w:t>**调用原子模型**：驱动模型、任务组管理模型、资金方分类原子模型、合作方对接原子模型、持续督导原子模型</w:t>
@@ -4106,7 +4558,12 @@
         <w:pStyle w:val="Heading3"/>
       </w:pPr>
       <w:r>
-        <w:t>任务2：生成交易方案</w:t>
+        <w:t>任务2：方案生成（立项→尽调）</w:t>
+      </w:r>
+    </w:p>
+    <w:p>
+      <w:r>
+        <w:t>**状态**：立项 → 尽调</w:t>
       </w:r>
     </w:p>
     <w:p>
@@ -4125,7 +4582,16 @@
           <w:rFonts w:ascii="Courier New" w:hAnsi="Courier New"/>
           <w:sz w:val="18"/>
         </w:rPr>
-        <w:t>你是投资银行自动驾驶引擎的交易方案生成模块。</w:t>
+        <w:t>你是投资银行自动驾驶引擎的方案生成模块。</w:t>
+      </w:r>
+    </w:p>
+    <w:p>
+      <w:r>
+        <w:rPr>
+          <w:rFonts w:ascii="Courier New" w:hAnsi="Courier New"/>
+          <w:sz w:val="18"/>
+        </w:rPr>
+        <w:t>当前状态：立项。目标状态：尽调。</w:t>
       </w:r>
     </w:p>
     <w:p/>
@@ -4262,6 +4728,11 @@
     </w:p>
     <w:p>
       <w:r>
+        <w:t>输出：尽调任务卡片（状态=尽调）</w:t>
+      </w:r>
+    </w:p>
+    <w:p>
+      <w:r>
         <w:t>**调用原子模型**：投行项目类型原子模型、项目筛选评估原子模型、投行团队匹配原子模型、交易结构生成原子模型、投行项目合规模型</w:t>
       </w:r>
     </w:p>
@@ -4280,7 +4751,12 @@
         <w:pStyle w:val="Heading3"/>
       </w:pPr>
       <w:r>
-        <w:t>任务3：合作方准入与签约</w:t>
+        <w:t>任务3：尽调执行（尽调→申报）</w:t>
+      </w:r>
+    </w:p>
+    <w:p>
+      <w:r>
+        <w:t>**状态**：尽调 → 申报</w:t>
       </w:r>
     </w:p>
     <w:p>
@@ -4299,7 +4775,16 @@
           <w:rFonts w:ascii="Courier New" w:hAnsi="Courier New"/>
           <w:sz w:val="18"/>
         </w:rPr>
-        <w:t>你是投资银行自动驾驶引擎的合作方准入与签约模块。</w:t>
+        <w:t>你是投资银行自动驾驶引擎的尽调执行模块。</w:t>
+      </w:r>
+    </w:p>
+    <w:p>
+      <w:r>
+        <w:rPr>
+          <w:rFonts w:ascii="Courier New" w:hAnsi="Courier New"/>
+          <w:sz w:val="18"/>
+        </w:rPr>
+        <w:t>当前状态：尽调。目标状态：申报。</w:t>
       </w:r>
     </w:p>
     <w:p/>
@@ -4417,6 +4902,11 @@
     </w:p>
     <w:p>
       <w:r>
+        <w:t>输出：申报任务卡片（状态=申报）</w:t>
+      </w:r>
+    </w:p>
+    <w:p>
+      <w:r>
         <w:t>**调用原子模型**：合作方对接原子模型、投行项目合规模型</w:t>
       </w:r>
     </w:p>
@@ -4435,7 +4925,12 @@
         <w:pStyle w:val="Heading3"/>
       </w:pPr>
       <w:r>
-        <w:t>任务4：交易撮合启动</w:t>
+        <w:t>任务4：申报受理（申报→审核）</w:t>
+      </w:r>
+    </w:p>
+    <w:p>
+      <w:r>
+        <w:t>**状态**：申报 → 审核</w:t>
       </w:r>
     </w:p>
     <w:p>
@@ -4454,7 +4949,16 @@
           <w:rFonts w:ascii="Courier New" w:hAnsi="Courier New"/>
           <w:sz w:val="18"/>
         </w:rPr>
-        <w:t>你是投资银行自动驾驶引擎的交易撮合模块。</w:t>
+        <w:t>你是投资银行自动驾驶引擎的申报受理模块。</w:t>
+      </w:r>
+    </w:p>
+    <w:p>
+      <w:r>
+        <w:rPr>
+          <w:rFonts w:ascii="Courier New" w:hAnsi="Courier New"/>
+          <w:sz w:val="18"/>
+        </w:rPr>
+        <w:t>当前状态：申报。目标状态：审核。</w:t>
       </w:r>
     </w:p>
     <w:p/>
@@ -4599,6 +5103,11 @@
     </w:p>
     <w:p>
       <w:r>
+        <w:t>输出：审核任务卡片（状态=审核）</w:t>
+      </w:r>
+    </w:p>
+    <w:p>
+      <w:r>
         <w:t>**调用原子模型**：资金方分类原子模型、项目与资金匹配规则原子模型、交易结构生成原子模型、投行项目合规模型</w:t>
       </w:r>
     </w:p>
@@ -4617,7 +5126,12 @@
         <w:pStyle w:val="Heading3"/>
       </w:pPr>
       <w:r>
-        <w:t>任务5：项目执行与申报</w:t>
+        <w:t>任务5：审核通过（审核→发行）</w:t>
+      </w:r>
+    </w:p>
+    <w:p>
+      <w:r>
+        <w:t>**状态**：审核 → 发行</w:t>
       </w:r>
     </w:p>
     <w:p>
@@ -4636,7 +5150,16 @@
           <w:rFonts w:ascii="Courier New" w:hAnsi="Courier New"/>
           <w:sz w:val="18"/>
         </w:rPr>
-        <w:t>你是投资银行自动驾驶引擎的项目执行模块。</w:t>
+        <w:t>你是投资银行自动驾驶引擎的审核跟进模块。</w:t>
+      </w:r>
+    </w:p>
+    <w:p>
+      <w:r>
+        <w:rPr>
+          <w:rFonts w:ascii="Courier New" w:hAnsi="Courier New"/>
+          <w:sz w:val="18"/>
+        </w:rPr>
+        <w:t>当前状态：审核。目标状态：发行。</w:t>
       </w:r>
     </w:p>
     <w:p/>
@@ -4745,6 +5268,11 @@
     </w:p>
     <w:p>
       <w:r>
+        <w:t>输出：发行任务卡片（状态=发行）</w:t>
+      </w:r>
+    </w:p>
+    <w:p>
+      <w:r>
         <w:t>**调用原子模型**：项目执行动作原子模型、风险监测原子模型、持续督导原子模型、投行项目合规模型</w:t>
       </w:r>
     </w:p>
@@ -4763,7 +5291,12 @@
         <w:pStyle w:val="Heading3"/>
       </w:pPr>
       <w:r>
-        <w:t>任务6：持续督导服务</w:t>
+        <w:t>任务6：发行承销（发行→交割）</w:t>
+      </w:r>
+    </w:p>
+    <w:p>
+      <w:r>
+        <w:t>**状态**：发行 → 交割</w:t>
       </w:r>
     </w:p>
     <w:p>
@@ -4782,7 +5315,16 @@
           <w:rFonts w:ascii="Courier New" w:hAnsi="Courier New"/>
           <w:sz w:val="18"/>
         </w:rPr>
-        <w:t>你是投资银行自动驾驶引擎的持续督导模块。</w:t>
+        <w:t>你是投资银行自动驾驶引擎的发行承销模块。</w:t>
+      </w:r>
+    </w:p>
+    <w:p>
+      <w:r>
+        <w:rPr>
+          <w:rFonts w:ascii="Courier New" w:hAnsi="Courier New"/>
+          <w:sz w:val="18"/>
+        </w:rPr>
+        <w:t>当前状态：发行。目标状态：交割。</w:t>
       </w:r>
     </w:p>
     <w:p/>
@@ -4880,6 +5422,11 @@
     </w:p>
     <w:p>
       <w:r>
+        <w:t>输出：交割任务卡片（状态=交割）</w:t>
+      </w:r>
+    </w:p>
+    <w:p>
+      <w:r>
         <w:t>**调用原子模型**：持续督导原子模型、投行项目合规模型</w:t>
       </w:r>
     </w:p>
@@ -4898,7 +5445,12 @@
         <w:pStyle w:val="Heading3"/>
       </w:pPr>
       <w:r>
-        <w:t>任务7：监督全过程管控</w:t>
+        <w:t>任务7：交割过户（交割→督导）</w:t>
+      </w:r>
+    </w:p>
+    <w:p>
+      <w:r>
+        <w:t>**状态**：交割 → 督导</w:t>
       </w:r>
     </w:p>
     <w:p>
@@ -4917,7 +5469,16 @@
           <w:rFonts w:ascii="Courier New" w:hAnsi="Courier New"/>
           <w:sz w:val="18"/>
         </w:rPr>
-        <w:t>你是投资银行自动驾驶引擎的监督模块。</w:t>
+        <w:t>你是投资银行自动驾驶引擎的交割过户模块。</w:t>
+      </w:r>
+    </w:p>
+    <w:p>
+      <w:r>
+        <w:rPr>
+          <w:rFonts w:ascii="Courier New" w:hAnsi="Courier New"/>
+          <w:sz w:val="18"/>
+        </w:rPr>
+        <w:t>当前状态：交割。目标状态：督导。</w:t>
       </w:r>
     </w:p>
     <w:p/>
@@ -4996,6 +5557,11 @@
     </w:p>
     <w:p>
       <w:r>
+        <w:t>输出：督导任务卡片（状态=督导）</w:t>
+      </w:r>
+    </w:p>
+    <w:p>
+      <w:r>
         <w:t>**调用原子模型**：监督模型、投行项目合规模型、投行项目员工贡献计量分配原子模型</w:t>
       </w:r>
     </w:p>
@@ -5014,7 +5580,12 @@
         <w:pStyle w:val="Heading3"/>
       </w:pPr>
       <w:r>
-        <w:t>任务8：贡献计量与收入分配</w:t>
+        <w:t>任务8：督导结项（督导→结项）</w:t>
+      </w:r>
+    </w:p>
+    <w:p>
+      <w:r>
+        <w:t>**状态**：督导 → 结项</w:t>
       </w:r>
     </w:p>
     <w:p>
@@ -5033,7 +5604,16 @@
           <w:rFonts w:ascii="Courier New" w:hAnsi="Courier New"/>
           <w:sz w:val="18"/>
         </w:rPr>
-        <w:t>你是投资银行自动驾驶引擎的计量分配模块。</w:t>
+        <w:t>你是投资银行自动驾驶引擎的督导结项模块。</w:t>
+      </w:r>
+    </w:p>
+    <w:p>
+      <w:r>
+        <w:rPr>
+          <w:rFonts w:ascii="Courier New" w:hAnsi="Courier New"/>
+          <w:sz w:val="18"/>
+        </w:rPr>
+        <w:t>当前状态：督导。目标状态：结项。</w:t>
       </w:r>
     </w:p>
     <w:p/>
@@ -5165,6 +5745,11 @@
           <w:sz w:val="18"/>
         </w:rPr>
         <w:t>- 当期与递延结合</w:t>
+      </w:r>
+    </w:p>
+    <w:p>
+      <w:r>
+        <w:t>输出：结项确认（状态=结项）</w:t>
       </w:r>
     </w:p>
     <w:p>

--- a/投资银行自动驾驶平台设计方案 v2.0.docx
+++ b/投资银行自动驾驶平台设计方案 v2.0.docx
@@ -126,7 +126,7 @@
         <w:pStyle w:val="Heading3"/>
       </w:pPr>
       <w:r>
-        <w:t>项目发现原子模型</w:t>
+        <w:t>前端展业打开原子模型</w:t>
       </w:r>
     </w:p>
     <w:p>
@@ -653,14 +653,6 @@
     <w:p/>
     <w:p>
       <w:pPr>
-        <w:pStyle w:val="Heading3"/>
-      </w:pPr>
-      <w:r>
-        <w:t>交易撮合原子模型</w:t>
-      </w:r>
-    </w:p>
-    <w:p>
-      <w:pPr>
         <w:pStyle w:val="Heading4"/>
       </w:pPr>
       <w:r>
@@ -1360,7 +1352,7 @@
         <w:pStyle w:val="Heading3"/>
       </w:pPr>
       <w:r>
-        <w:t>交易执行原子模型</w:t>
+        <w:t>业务能力聚合原子模型</w:t>
       </w:r>
     </w:p>
     <w:p>
@@ -3780,7 +3772,7 @@
         <w:ind w:left="432"/>
       </w:pPr>
       <w:r>
-        <w:t>中间为投资银行自动驾驶引擎（按状态驱动的8个任务，驱动模型=AI提示词），左侧为项目发现原子模型、交易撮合原子模型、交易执行原子模型，右侧为监督和计量原子模型。</w:t>
+        <w:t>中间为投资银行自动驾驶引擎（按状态驱动的8个任务，驱动模型=AI提示词），左侧为前端展业打开原子模型、业务能力聚合原子模型，右侧为质量监督原子模型和业务计量原子模型。</w:t>
       </w:r>
     </w:p>
     <w:p>
